--- a/Агентство_недвижимости/Агентство_недвижимости.docx
+++ b/Агентство_недвижимости/Агентство_недвижимости.docx
@@ -527,8 +527,1248 @@
           <w:i w:val="0"/>
           <w:sz w:val="28"/>
         </w:rPr>
-        <w:t>Основные классы: Собственник, Объект, Клиент, Осмотр, Инспекция, Договор, Агент и Отчёт. У одного собственника может быть много объектов, по одному объекту может быть несколько договоров (например, сначала аренда, потом продажа) и несколько инспекций. Договор оформляет агент, данные по договорам попадают в отчёт.</w:t>
+        <w:t>Диаграмма классов показывает, какие данные хранит система и как они связаны. У каждого класса есть первичный ключ {PK} — уникальный идентификатор записи (например, id_объекта). В зависимых классах есть внешние ключи {FK} — ссылки на связанный класс. Внешний ключ всегда находится на стороне «многие»: например, у объекта есть id_собственника, потому что у одного собственника может быть много объектов.</w:t>
       </w:r>
+    </w:p>
+    <w:p>
+      <w:pPr>
+        <w:ind w:firstLine="709"/>
+        <w:jc w:val="both"/>
+      </w:pPr>
+      <w:r>
+        <w:rPr>
+          <w:rFonts w:ascii="Times New Roman" w:hAnsi="Times New Roman" w:cs="Times New Roman" w:eastAsia="Times New Roman"/>
+          <w:b w:val="0"/>
+          <w:i w:val="0"/>
+          <w:sz w:val="28"/>
+        </w:rPr>
+        <w:t>Собственник — абстрактный класс, от него наследуются ФизическоеЛицо и ЮридическоеЛицо (стрелка с пустым треугольником), так как по заданию собственником может быть и физическое, и юридическое лицо. Классы-наследники используют тот же ключ id_собственника, поэтому он у них {PK, FK}.</w:t>
+      </w:r>
+    </w:p>
+    <w:p>
+      <w:pPr>
+        <w:keepNext/>
+        <w:spacing w:before="120"/>
+        <w:jc w:val="left"/>
+      </w:pPr>
+      <w:r>
+        <w:rPr>
+          <w:rFonts w:ascii="Times New Roman" w:hAnsi="Times New Roman" w:cs="Times New Roman" w:eastAsia="Times New Roman"/>
+          <w:b w:val="0"/>
+          <w:i w:val="0"/>
+          <w:sz w:val="28"/>
+        </w:rPr>
+        <w:t>Таблица 1 – Связи между классами</w:t>
+      </w:r>
+    </w:p>
+    <w:tbl>
+      <w:tblPr>
+        <w:tblStyle w:val="TableGrid"/>
+        <w:tblW w:type="dxa" w:w="9355"/>
+        <w:jc w:val="center"/>
+        <w:tblLayout w:type="fixed"/>
+        <w:tblLook w:firstColumn="1" w:firstRow="1" w:lastColumn="0" w:lastRow="0" w:noHBand="0" w:noVBand="1" w:val="04A0"/>
+        <w:tblLayout w:type="fixed"/>
+      </w:tblPr>
+      <w:tblGrid>
+        <w:gridCol w:w="2835"/>
+        <w:gridCol w:w="1474"/>
+        <w:gridCol w:w="1984"/>
+        <w:gridCol w:w="3061"/>
+      </w:tblGrid>
+      <w:tr>
+        <w:trPr>
+          <w:tblHeader w:val="true"/>
+        </w:trPr>
+        <w:tc>
+          <w:tcPr>
+            <w:tcW w:type="dxa" w:w="2835"/>
+            <w:vAlign w:val="center"/>
+            <w:shd w:val="clear" w:color="auto" w:fill="D9D9D9"/>
+          </w:tcPr>
+          <w:p>
+            <w:pPr>
+              <w:spacing w:line="240" w:lineRule="auto"/>
+              <w:ind w:firstLine="0"/>
+              <w:jc w:val="center"/>
+            </w:pPr>
+            <w:r>
+              <w:rPr>
+                <w:rFonts w:ascii="Times New Roman" w:hAnsi="Times New Roman" w:cs="Times New Roman" w:eastAsia="Times New Roman"/>
+                <w:b/>
+                <w:i w:val="0"/>
+                <w:sz w:val="22"/>
+              </w:rPr>
+              <w:t>Связь</w:t>
+            </w:r>
+          </w:p>
+        </w:tc>
+        <w:tc>
+          <w:tcPr>
+            <w:tcW w:type="dxa" w:w="1474"/>
+            <w:vAlign w:val="center"/>
+            <w:shd w:val="clear" w:color="auto" w:fill="D9D9D9"/>
+          </w:tcPr>
+          <w:p>
+            <w:pPr>
+              <w:spacing w:line="240" w:lineRule="auto"/>
+              <w:ind w:firstLine="0"/>
+              <w:jc w:val="center"/>
+            </w:pPr>
+            <w:r>
+              <w:rPr>
+                <w:rFonts w:ascii="Times New Roman" w:hAnsi="Times New Roman" w:cs="Times New Roman" w:eastAsia="Times New Roman"/>
+                <w:b/>
+                <w:i w:val="0"/>
+                <w:sz w:val="22"/>
+              </w:rPr>
+              <w:t>Кратность</w:t>
+            </w:r>
+          </w:p>
+        </w:tc>
+        <w:tc>
+          <w:tcPr>
+            <w:tcW w:type="dxa" w:w="1984"/>
+            <w:vAlign w:val="center"/>
+            <w:shd w:val="clear" w:color="auto" w:fill="D9D9D9"/>
+          </w:tcPr>
+          <w:p>
+            <w:pPr>
+              <w:spacing w:line="240" w:lineRule="auto"/>
+              <w:ind w:firstLine="0"/>
+              <w:jc w:val="center"/>
+            </w:pPr>
+            <w:r>
+              <w:rPr>
+                <w:rFonts w:ascii="Times New Roman" w:hAnsi="Times New Roman" w:cs="Times New Roman" w:eastAsia="Times New Roman"/>
+                <w:b/>
+                <w:i w:val="0"/>
+                <w:sz w:val="22"/>
+              </w:rPr>
+              <w:t>Внешний ключ</w:t>
+            </w:r>
+          </w:p>
+        </w:tc>
+        <w:tc>
+          <w:tcPr>
+            <w:tcW w:type="dxa" w:w="3061"/>
+            <w:vAlign w:val="center"/>
+            <w:shd w:val="clear" w:color="auto" w:fill="D9D9D9"/>
+          </w:tcPr>
+          <w:p>
+            <w:pPr>
+              <w:spacing w:line="240" w:lineRule="auto"/>
+              <w:ind w:firstLine="0"/>
+              <w:jc w:val="center"/>
+            </w:pPr>
+            <w:r>
+              <w:rPr>
+                <w:rFonts w:ascii="Times New Roman" w:hAnsi="Times New Roman" w:cs="Times New Roman" w:eastAsia="Times New Roman"/>
+                <w:b/>
+                <w:i w:val="0"/>
+                <w:sz w:val="22"/>
+              </w:rPr>
+              <w:t>Смысл</w:t>
+            </w:r>
+          </w:p>
+        </w:tc>
+      </w:tr>
+      <w:tr>
+        <w:tc>
+          <w:tcPr>
+            <w:tcW w:type="dxa" w:w="2835"/>
+            <w:vAlign w:val="center"/>
+          </w:tcPr>
+          <w:p>
+            <w:pPr>
+              <w:spacing w:line="240" w:lineRule="auto"/>
+              <w:ind w:firstLine="0"/>
+              <w:jc w:val="left"/>
+            </w:pPr>
+            <w:r>
+              <w:rPr>
+                <w:rFonts w:ascii="Times New Roman" w:hAnsi="Times New Roman" w:cs="Times New Roman" w:eastAsia="Times New Roman"/>
+                <w:b w:val="0"/>
+                <w:i w:val="0"/>
+                <w:sz w:val="22"/>
+              </w:rPr>
+              <w:t>Собственник — ОбъектНедвижимости</w:t>
+            </w:r>
+          </w:p>
+        </w:tc>
+        <w:tc>
+          <w:tcPr>
+            <w:tcW w:type="dxa" w:w="1474"/>
+            <w:vAlign w:val="center"/>
+          </w:tcPr>
+          <w:p>
+            <w:pPr>
+              <w:spacing w:line="240" w:lineRule="auto"/>
+              <w:ind w:firstLine="0"/>
+              <w:jc w:val="left"/>
+            </w:pPr>
+            <w:r>
+              <w:rPr>
+                <w:rFonts w:ascii="Times New Roman" w:hAnsi="Times New Roman" w:cs="Times New Roman" w:eastAsia="Times New Roman"/>
+                <w:b w:val="0"/>
+                <w:i w:val="0"/>
+                <w:sz w:val="22"/>
+              </w:rPr>
+              <w:t>1 — 1..*</w:t>
+            </w:r>
+          </w:p>
+        </w:tc>
+        <w:tc>
+          <w:tcPr>
+            <w:tcW w:type="dxa" w:w="1984"/>
+            <w:vAlign w:val="center"/>
+          </w:tcPr>
+          <w:p>
+            <w:pPr>
+              <w:spacing w:line="240" w:lineRule="auto"/>
+              <w:ind w:firstLine="0"/>
+              <w:jc w:val="left"/>
+            </w:pPr>
+            <w:r>
+              <w:rPr>
+                <w:rFonts w:ascii="Times New Roman" w:hAnsi="Times New Roman" w:cs="Times New Roman" w:eastAsia="Times New Roman"/>
+                <w:b w:val="0"/>
+                <w:i w:val="0"/>
+                <w:sz w:val="22"/>
+              </w:rPr>
+              <w:t>id_собственника в объекте</w:t>
+            </w:r>
+          </w:p>
+        </w:tc>
+        <w:tc>
+          <w:tcPr>
+            <w:tcW w:type="dxa" w:w="3061"/>
+            <w:vAlign w:val="center"/>
+          </w:tcPr>
+          <w:p>
+            <w:pPr>
+              <w:spacing w:line="240" w:lineRule="auto"/>
+              <w:ind w:firstLine="0"/>
+              <w:jc w:val="left"/>
+            </w:pPr>
+            <w:r>
+              <w:rPr>
+                <w:rFonts w:ascii="Times New Roman" w:hAnsi="Times New Roman" w:cs="Times New Roman" w:eastAsia="Times New Roman"/>
+                <w:b w:val="0"/>
+                <w:i w:val="0"/>
+                <w:sz w:val="22"/>
+              </w:rPr>
+              <w:t>собственник владеет одним или несколькими объектами</w:t>
+            </w:r>
+          </w:p>
+        </w:tc>
+      </w:tr>
+      <w:tr>
+        <w:tc>
+          <w:tcPr>
+            <w:tcW w:type="dxa" w:w="2835"/>
+            <w:vAlign w:val="center"/>
+          </w:tcPr>
+          <w:p>
+            <w:pPr>
+              <w:spacing w:line="240" w:lineRule="auto"/>
+              <w:ind w:firstLine="0"/>
+              <w:jc w:val="left"/>
+            </w:pPr>
+            <w:r>
+              <w:rPr>
+                <w:rFonts w:ascii="Times New Roman" w:hAnsi="Times New Roman" w:cs="Times New Roman" w:eastAsia="Times New Roman"/>
+                <w:b w:val="0"/>
+                <w:i w:val="0"/>
+                <w:sz w:val="22"/>
+              </w:rPr>
+              <w:t>Собственник — ДоговорССобственником</w:t>
+            </w:r>
+          </w:p>
+        </w:tc>
+        <w:tc>
+          <w:tcPr>
+            <w:tcW w:type="dxa" w:w="1474"/>
+            <w:vAlign w:val="center"/>
+          </w:tcPr>
+          <w:p>
+            <w:pPr>
+              <w:spacing w:line="240" w:lineRule="auto"/>
+              <w:ind w:firstLine="0"/>
+              <w:jc w:val="left"/>
+            </w:pPr>
+            <w:r>
+              <w:rPr>
+                <w:rFonts w:ascii="Times New Roman" w:hAnsi="Times New Roman" w:cs="Times New Roman" w:eastAsia="Times New Roman"/>
+                <w:b w:val="0"/>
+                <w:i w:val="0"/>
+                <w:sz w:val="22"/>
+              </w:rPr>
+              <w:t>1 — 0..*</w:t>
+            </w:r>
+          </w:p>
+        </w:tc>
+        <w:tc>
+          <w:tcPr>
+            <w:tcW w:type="dxa" w:w="1984"/>
+            <w:vAlign w:val="center"/>
+          </w:tcPr>
+          <w:p>
+            <w:pPr>
+              <w:spacing w:line="240" w:lineRule="auto"/>
+              <w:ind w:firstLine="0"/>
+              <w:jc w:val="left"/>
+            </w:pPr>
+            <w:r>
+              <w:rPr>
+                <w:rFonts w:ascii="Times New Roman" w:hAnsi="Times New Roman" w:cs="Times New Roman" w:eastAsia="Times New Roman"/>
+                <w:b w:val="0"/>
+                <w:i w:val="0"/>
+                <w:sz w:val="22"/>
+              </w:rPr>
+              <w:t>id_собственника в договоре</w:t>
+            </w:r>
+          </w:p>
+        </w:tc>
+        <w:tc>
+          <w:tcPr>
+            <w:tcW w:type="dxa" w:w="3061"/>
+            <w:vAlign w:val="center"/>
+          </w:tcPr>
+          <w:p>
+            <w:pPr>
+              <w:spacing w:line="240" w:lineRule="auto"/>
+              <w:ind w:firstLine="0"/>
+              <w:jc w:val="left"/>
+            </w:pPr>
+            <w:r>
+              <w:rPr>
+                <w:rFonts w:ascii="Times New Roman" w:hAnsi="Times New Roman" w:cs="Times New Roman" w:eastAsia="Times New Roman"/>
+                <w:b w:val="0"/>
+                <w:i w:val="0"/>
+                <w:sz w:val="22"/>
+              </w:rPr>
+              <w:t>собственник заключает с агентством договоры</w:t>
+            </w:r>
+          </w:p>
+        </w:tc>
+      </w:tr>
+      <w:tr>
+        <w:tc>
+          <w:tcPr>
+            <w:tcW w:type="dxa" w:w="2835"/>
+            <w:vAlign w:val="center"/>
+          </w:tcPr>
+          <w:p>
+            <w:pPr>
+              <w:spacing w:line="240" w:lineRule="auto"/>
+              <w:ind w:firstLine="0"/>
+              <w:jc w:val="left"/>
+            </w:pPr>
+            <w:r>
+              <w:rPr>
+                <w:rFonts w:ascii="Times New Roman" w:hAnsi="Times New Roman" w:cs="Times New Roman" w:eastAsia="Times New Roman"/>
+                <w:b w:val="0"/>
+                <w:i w:val="0"/>
+                <w:sz w:val="22"/>
+              </w:rPr>
+              <w:t>ОбъектНедвижимости — ДоговорССобственником</w:t>
+            </w:r>
+          </w:p>
+        </w:tc>
+        <w:tc>
+          <w:tcPr>
+            <w:tcW w:type="dxa" w:w="1474"/>
+            <w:vAlign w:val="center"/>
+          </w:tcPr>
+          <w:p>
+            <w:pPr>
+              <w:spacing w:line="240" w:lineRule="auto"/>
+              <w:ind w:firstLine="0"/>
+              <w:jc w:val="left"/>
+            </w:pPr>
+            <w:r>
+              <w:rPr>
+                <w:rFonts w:ascii="Times New Roman" w:hAnsi="Times New Roman" w:cs="Times New Roman" w:eastAsia="Times New Roman"/>
+                <w:b w:val="0"/>
+                <w:i w:val="0"/>
+                <w:sz w:val="22"/>
+              </w:rPr>
+              <w:t>1 — 0..*</w:t>
+            </w:r>
+          </w:p>
+        </w:tc>
+        <w:tc>
+          <w:tcPr>
+            <w:tcW w:type="dxa" w:w="1984"/>
+            <w:vAlign w:val="center"/>
+          </w:tcPr>
+          <w:p>
+            <w:pPr>
+              <w:spacing w:line="240" w:lineRule="auto"/>
+              <w:ind w:firstLine="0"/>
+              <w:jc w:val="left"/>
+            </w:pPr>
+            <w:r>
+              <w:rPr>
+                <w:rFonts w:ascii="Times New Roman" w:hAnsi="Times New Roman" w:cs="Times New Roman" w:eastAsia="Times New Roman"/>
+                <w:b w:val="0"/>
+                <w:i w:val="0"/>
+                <w:sz w:val="22"/>
+              </w:rPr>
+              <w:t>id_объекта</w:t>
+            </w:r>
+          </w:p>
+        </w:tc>
+        <w:tc>
+          <w:tcPr>
+            <w:tcW w:type="dxa" w:w="3061"/>
+            <w:vAlign w:val="center"/>
+          </w:tcPr>
+          <w:p>
+            <w:pPr>
+              <w:spacing w:line="240" w:lineRule="auto"/>
+              <w:ind w:firstLine="0"/>
+              <w:jc w:val="left"/>
+            </w:pPr>
+            <w:r>
+              <w:rPr>
+                <w:rFonts w:ascii="Times New Roman" w:hAnsi="Times New Roman" w:cs="Times New Roman" w:eastAsia="Times New Roman"/>
+                <w:b w:val="0"/>
+                <w:i w:val="0"/>
+                <w:sz w:val="22"/>
+              </w:rPr>
+              <w:t>объект — предмет договора с собственником</w:t>
+            </w:r>
+          </w:p>
+        </w:tc>
+      </w:tr>
+      <w:tr>
+        <w:tc>
+          <w:tcPr>
+            <w:tcW w:type="dxa" w:w="2835"/>
+            <w:vAlign w:val="center"/>
+          </w:tcPr>
+          <w:p>
+            <w:pPr>
+              <w:spacing w:line="240" w:lineRule="auto"/>
+              <w:ind w:firstLine="0"/>
+              <w:jc w:val="left"/>
+            </w:pPr>
+            <w:r>
+              <w:rPr>
+                <w:rFonts w:ascii="Times New Roman" w:hAnsi="Times New Roman" w:cs="Times New Roman" w:eastAsia="Times New Roman"/>
+                <w:b w:val="0"/>
+                <w:i w:val="0"/>
+                <w:sz w:val="22"/>
+              </w:rPr>
+              <w:t>ОбъектНедвижимости — Осмотр</w:t>
+            </w:r>
+          </w:p>
+        </w:tc>
+        <w:tc>
+          <w:tcPr>
+            <w:tcW w:type="dxa" w:w="1474"/>
+            <w:vAlign w:val="center"/>
+          </w:tcPr>
+          <w:p>
+            <w:pPr>
+              <w:spacing w:line="240" w:lineRule="auto"/>
+              <w:ind w:firstLine="0"/>
+              <w:jc w:val="left"/>
+            </w:pPr>
+            <w:r>
+              <w:rPr>
+                <w:rFonts w:ascii="Times New Roman" w:hAnsi="Times New Roman" w:cs="Times New Roman" w:eastAsia="Times New Roman"/>
+                <w:b w:val="0"/>
+                <w:i w:val="0"/>
+                <w:sz w:val="22"/>
+              </w:rPr>
+              <w:t>1 — 0..*</w:t>
+            </w:r>
+          </w:p>
+        </w:tc>
+        <w:tc>
+          <w:tcPr>
+            <w:tcW w:type="dxa" w:w="1984"/>
+            <w:vAlign w:val="center"/>
+          </w:tcPr>
+          <w:p>
+            <w:pPr>
+              <w:spacing w:line="240" w:lineRule="auto"/>
+              <w:ind w:firstLine="0"/>
+              <w:jc w:val="left"/>
+            </w:pPr>
+            <w:r>
+              <w:rPr>
+                <w:rFonts w:ascii="Times New Roman" w:hAnsi="Times New Roman" w:cs="Times New Roman" w:eastAsia="Times New Roman"/>
+                <w:b w:val="0"/>
+                <w:i w:val="0"/>
+                <w:sz w:val="22"/>
+              </w:rPr>
+              <w:t>id_объекта</w:t>
+            </w:r>
+          </w:p>
+        </w:tc>
+        <w:tc>
+          <w:tcPr>
+            <w:tcW w:type="dxa" w:w="3061"/>
+            <w:vAlign w:val="center"/>
+          </w:tcPr>
+          <w:p>
+            <w:pPr>
+              <w:spacing w:line="240" w:lineRule="auto"/>
+              <w:ind w:firstLine="0"/>
+              <w:jc w:val="left"/>
+            </w:pPr>
+            <w:r>
+              <w:rPr>
+                <w:rFonts w:ascii="Times New Roman" w:hAnsi="Times New Roman" w:cs="Times New Roman" w:eastAsia="Times New Roman"/>
+                <w:b w:val="0"/>
+                <w:i w:val="0"/>
+                <w:sz w:val="22"/>
+              </w:rPr>
+              <w:t>объект могут осматривать много раз</w:t>
+            </w:r>
+          </w:p>
+        </w:tc>
+      </w:tr>
+      <w:tr>
+        <w:tc>
+          <w:tcPr>
+            <w:tcW w:type="dxa" w:w="2835"/>
+            <w:vAlign w:val="center"/>
+          </w:tcPr>
+          <w:p>
+            <w:pPr>
+              <w:spacing w:line="240" w:lineRule="auto"/>
+              <w:ind w:firstLine="0"/>
+              <w:jc w:val="left"/>
+            </w:pPr>
+            <w:r>
+              <w:rPr>
+                <w:rFonts w:ascii="Times New Roman" w:hAnsi="Times New Roman" w:cs="Times New Roman" w:eastAsia="Times New Roman"/>
+                <w:b w:val="0"/>
+                <w:i w:val="0"/>
+                <w:sz w:val="22"/>
+              </w:rPr>
+              <w:t>Клиент — Осмотр</w:t>
+            </w:r>
+          </w:p>
+        </w:tc>
+        <w:tc>
+          <w:tcPr>
+            <w:tcW w:type="dxa" w:w="1474"/>
+            <w:vAlign w:val="center"/>
+          </w:tcPr>
+          <w:p>
+            <w:pPr>
+              <w:spacing w:line="240" w:lineRule="auto"/>
+              <w:ind w:firstLine="0"/>
+              <w:jc w:val="left"/>
+            </w:pPr>
+            <w:r>
+              <w:rPr>
+                <w:rFonts w:ascii="Times New Roman" w:hAnsi="Times New Roman" w:cs="Times New Roman" w:eastAsia="Times New Roman"/>
+                <w:b w:val="0"/>
+                <w:i w:val="0"/>
+                <w:sz w:val="22"/>
+              </w:rPr>
+              <w:t>1 — 0..*</w:t>
+            </w:r>
+          </w:p>
+        </w:tc>
+        <w:tc>
+          <w:tcPr>
+            <w:tcW w:type="dxa" w:w="1984"/>
+            <w:vAlign w:val="center"/>
+          </w:tcPr>
+          <w:p>
+            <w:pPr>
+              <w:spacing w:line="240" w:lineRule="auto"/>
+              <w:ind w:firstLine="0"/>
+              <w:jc w:val="left"/>
+            </w:pPr>
+            <w:r>
+              <w:rPr>
+                <w:rFonts w:ascii="Times New Roman" w:hAnsi="Times New Roman" w:cs="Times New Roman" w:eastAsia="Times New Roman"/>
+                <w:b w:val="0"/>
+                <w:i w:val="0"/>
+                <w:sz w:val="22"/>
+              </w:rPr>
+              <w:t>id_клиента</w:t>
+            </w:r>
+          </w:p>
+        </w:tc>
+        <w:tc>
+          <w:tcPr>
+            <w:tcW w:type="dxa" w:w="3061"/>
+            <w:vAlign w:val="center"/>
+          </w:tcPr>
+          <w:p>
+            <w:pPr>
+              <w:spacing w:line="240" w:lineRule="auto"/>
+              <w:ind w:firstLine="0"/>
+              <w:jc w:val="left"/>
+            </w:pPr>
+            <w:r>
+              <w:rPr>
+                <w:rFonts w:ascii="Times New Roman" w:hAnsi="Times New Roman" w:cs="Times New Roman" w:eastAsia="Times New Roman"/>
+                <w:b w:val="0"/>
+                <w:i w:val="0"/>
+                <w:sz w:val="22"/>
+              </w:rPr>
+              <w:t>клиент может осмотреть много объектов</w:t>
+            </w:r>
+          </w:p>
+        </w:tc>
+      </w:tr>
+      <w:tr>
+        <w:tc>
+          <w:tcPr>
+            <w:tcW w:type="dxa" w:w="2835"/>
+            <w:vAlign w:val="center"/>
+          </w:tcPr>
+          <w:p>
+            <w:pPr>
+              <w:spacing w:line="240" w:lineRule="auto"/>
+              <w:ind w:firstLine="0"/>
+              <w:jc w:val="left"/>
+            </w:pPr>
+            <w:r>
+              <w:rPr>
+                <w:rFonts w:ascii="Times New Roman" w:hAnsi="Times New Roman" w:cs="Times New Roman" w:eastAsia="Times New Roman"/>
+                <w:b w:val="0"/>
+                <w:i w:val="0"/>
+                <w:sz w:val="22"/>
+              </w:rPr>
+              <w:t>ОбъектНедвижимости — ДоговорСКлиентом</w:t>
+            </w:r>
+          </w:p>
+        </w:tc>
+        <w:tc>
+          <w:tcPr>
+            <w:tcW w:type="dxa" w:w="1474"/>
+            <w:vAlign w:val="center"/>
+          </w:tcPr>
+          <w:p>
+            <w:pPr>
+              <w:spacing w:line="240" w:lineRule="auto"/>
+              <w:ind w:firstLine="0"/>
+              <w:jc w:val="left"/>
+            </w:pPr>
+            <w:r>
+              <w:rPr>
+                <w:rFonts w:ascii="Times New Roman" w:hAnsi="Times New Roman" w:cs="Times New Roman" w:eastAsia="Times New Roman"/>
+                <w:b w:val="0"/>
+                <w:i w:val="0"/>
+                <w:sz w:val="22"/>
+              </w:rPr>
+              <w:t>1 — 0..*</w:t>
+            </w:r>
+          </w:p>
+        </w:tc>
+        <w:tc>
+          <w:tcPr>
+            <w:tcW w:type="dxa" w:w="1984"/>
+            <w:vAlign w:val="center"/>
+          </w:tcPr>
+          <w:p>
+            <w:pPr>
+              <w:spacing w:line="240" w:lineRule="auto"/>
+              <w:ind w:firstLine="0"/>
+              <w:jc w:val="left"/>
+            </w:pPr>
+            <w:r>
+              <w:rPr>
+                <w:rFonts w:ascii="Times New Roman" w:hAnsi="Times New Roman" w:cs="Times New Roman" w:eastAsia="Times New Roman"/>
+                <w:b w:val="0"/>
+                <w:i w:val="0"/>
+                <w:sz w:val="22"/>
+              </w:rPr>
+              <w:t>id_объекта</w:t>
+            </w:r>
+          </w:p>
+        </w:tc>
+        <w:tc>
+          <w:tcPr>
+            <w:tcW w:type="dxa" w:w="3061"/>
+            <w:vAlign w:val="center"/>
+          </w:tcPr>
+          <w:p>
+            <w:pPr>
+              <w:spacing w:line="240" w:lineRule="auto"/>
+              <w:ind w:firstLine="0"/>
+              <w:jc w:val="left"/>
+            </w:pPr>
+            <w:r>
+              <w:rPr>
+                <w:rFonts w:ascii="Times New Roman" w:hAnsi="Times New Roman" w:cs="Times New Roman" w:eastAsia="Times New Roman"/>
+                <w:b w:val="0"/>
+                <w:i w:val="0"/>
+                <w:sz w:val="22"/>
+              </w:rPr>
+              <w:t>по объекту — сделки (продажа или аренда)</w:t>
+            </w:r>
+          </w:p>
+        </w:tc>
+      </w:tr>
+      <w:tr>
+        <w:tc>
+          <w:tcPr>
+            <w:tcW w:type="dxa" w:w="2835"/>
+            <w:vAlign w:val="center"/>
+          </w:tcPr>
+          <w:p>
+            <w:pPr>
+              <w:spacing w:line="240" w:lineRule="auto"/>
+              <w:ind w:firstLine="0"/>
+              <w:jc w:val="left"/>
+            </w:pPr>
+            <w:r>
+              <w:rPr>
+                <w:rFonts w:ascii="Times New Roman" w:hAnsi="Times New Roman" w:cs="Times New Roman" w:eastAsia="Times New Roman"/>
+                <w:b w:val="0"/>
+                <w:i w:val="0"/>
+                <w:sz w:val="22"/>
+              </w:rPr>
+              <w:t>Клиент — ДоговорСКлиентом</w:t>
+            </w:r>
+          </w:p>
+        </w:tc>
+        <w:tc>
+          <w:tcPr>
+            <w:tcW w:type="dxa" w:w="1474"/>
+            <w:vAlign w:val="center"/>
+          </w:tcPr>
+          <w:p>
+            <w:pPr>
+              <w:spacing w:line="240" w:lineRule="auto"/>
+              <w:ind w:firstLine="0"/>
+              <w:jc w:val="left"/>
+            </w:pPr>
+            <w:r>
+              <w:rPr>
+                <w:rFonts w:ascii="Times New Roman" w:hAnsi="Times New Roman" w:cs="Times New Roman" w:eastAsia="Times New Roman"/>
+                <w:b w:val="0"/>
+                <w:i w:val="0"/>
+                <w:sz w:val="22"/>
+              </w:rPr>
+              <w:t>1 — 0..*</w:t>
+            </w:r>
+          </w:p>
+        </w:tc>
+        <w:tc>
+          <w:tcPr>
+            <w:tcW w:type="dxa" w:w="1984"/>
+            <w:vAlign w:val="center"/>
+          </w:tcPr>
+          <w:p>
+            <w:pPr>
+              <w:spacing w:line="240" w:lineRule="auto"/>
+              <w:ind w:firstLine="0"/>
+              <w:jc w:val="left"/>
+            </w:pPr>
+            <w:r>
+              <w:rPr>
+                <w:rFonts w:ascii="Times New Roman" w:hAnsi="Times New Roman" w:cs="Times New Roman" w:eastAsia="Times New Roman"/>
+                <w:b w:val="0"/>
+                <w:i w:val="0"/>
+                <w:sz w:val="22"/>
+              </w:rPr>
+              <w:t>id_клиента</w:t>
+            </w:r>
+          </w:p>
+        </w:tc>
+        <w:tc>
+          <w:tcPr>
+            <w:tcW w:type="dxa" w:w="3061"/>
+            <w:vAlign w:val="center"/>
+          </w:tcPr>
+          <w:p>
+            <w:pPr>
+              <w:spacing w:line="240" w:lineRule="auto"/>
+              <w:ind w:firstLine="0"/>
+              <w:jc w:val="left"/>
+            </w:pPr>
+            <w:r>
+              <w:rPr>
+                <w:rFonts w:ascii="Times New Roman" w:hAnsi="Times New Roman" w:cs="Times New Roman" w:eastAsia="Times New Roman"/>
+                <w:b w:val="0"/>
+                <w:i w:val="0"/>
+                <w:sz w:val="22"/>
+              </w:rPr>
+              <w:t>клиент — сторона договора</w:t>
+            </w:r>
+          </w:p>
+        </w:tc>
+      </w:tr>
+      <w:tr>
+        <w:tc>
+          <w:tcPr>
+            <w:tcW w:type="dxa" w:w="2835"/>
+            <w:vAlign w:val="center"/>
+          </w:tcPr>
+          <w:p>
+            <w:pPr>
+              <w:spacing w:line="240" w:lineRule="auto"/>
+              <w:ind w:firstLine="0"/>
+              <w:jc w:val="left"/>
+            </w:pPr>
+            <w:r>
+              <w:rPr>
+                <w:rFonts w:ascii="Times New Roman" w:hAnsi="Times New Roman" w:cs="Times New Roman" w:eastAsia="Times New Roman"/>
+                <w:b w:val="0"/>
+                <w:i w:val="0"/>
+                <w:sz w:val="22"/>
+              </w:rPr>
+              <w:t>ОбъектНедвижимости — Инспектирование</w:t>
+            </w:r>
+          </w:p>
+        </w:tc>
+        <w:tc>
+          <w:tcPr>
+            <w:tcW w:type="dxa" w:w="1474"/>
+            <w:vAlign w:val="center"/>
+          </w:tcPr>
+          <w:p>
+            <w:pPr>
+              <w:spacing w:line="240" w:lineRule="auto"/>
+              <w:ind w:firstLine="0"/>
+              <w:jc w:val="left"/>
+            </w:pPr>
+            <w:r>
+              <w:rPr>
+                <w:rFonts w:ascii="Times New Roman" w:hAnsi="Times New Roman" w:cs="Times New Roman" w:eastAsia="Times New Roman"/>
+                <w:b w:val="0"/>
+                <w:i w:val="0"/>
+                <w:sz w:val="22"/>
+              </w:rPr>
+              <w:t>1 — 0..*</w:t>
+            </w:r>
+          </w:p>
+        </w:tc>
+        <w:tc>
+          <w:tcPr>
+            <w:tcW w:type="dxa" w:w="1984"/>
+            <w:vAlign w:val="center"/>
+          </w:tcPr>
+          <w:p>
+            <w:pPr>
+              <w:spacing w:line="240" w:lineRule="auto"/>
+              <w:ind w:firstLine="0"/>
+              <w:jc w:val="left"/>
+            </w:pPr>
+            <w:r>
+              <w:rPr>
+                <w:rFonts w:ascii="Times New Roman" w:hAnsi="Times New Roman" w:cs="Times New Roman" w:eastAsia="Times New Roman"/>
+                <w:b w:val="0"/>
+                <w:i w:val="0"/>
+                <w:sz w:val="22"/>
+              </w:rPr>
+              <w:t>id_объекта</w:t>
+            </w:r>
+          </w:p>
+        </w:tc>
+        <w:tc>
+          <w:tcPr>
+            <w:tcW w:type="dxa" w:w="3061"/>
+            <w:vAlign w:val="center"/>
+          </w:tcPr>
+          <w:p>
+            <w:pPr>
+              <w:spacing w:line="240" w:lineRule="auto"/>
+              <w:ind w:firstLine="0"/>
+              <w:jc w:val="left"/>
+            </w:pPr>
+            <w:r>
+              <w:rPr>
+                <w:rFonts w:ascii="Times New Roman" w:hAnsi="Times New Roman" w:cs="Times New Roman" w:eastAsia="Times New Roman"/>
+                <w:b w:val="0"/>
+                <w:i w:val="0"/>
+                <w:sz w:val="22"/>
+              </w:rPr>
+              <w:t>объект оценивают для определения цены</w:t>
+            </w:r>
+          </w:p>
+        </w:tc>
+      </w:tr>
+      <w:tr>
+        <w:tc>
+          <w:tcPr>
+            <w:tcW w:type="dxa" w:w="2835"/>
+            <w:vAlign w:val="center"/>
+          </w:tcPr>
+          <w:p>
+            <w:pPr>
+              <w:spacing w:line="240" w:lineRule="auto"/>
+              <w:ind w:firstLine="0"/>
+              <w:jc w:val="left"/>
+            </w:pPr>
+            <w:r>
+              <w:rPr>
+                <w:rFonts w:ascii="Times New Roman" w:hAnsi="Times New Roman" w:cs="Times New Roman" w:eastAsia="Times New Roman"/>
+                <w:b w:val="0"/>
+                <w:i w:val="0"/>
+                <w:sz w:val="22"/>
+              </w:rPr>
+              <w:t>Сотрудник — ДоговорССобственником</w:t>
+            </w:r>
+          </w:p>
+        </w:tc>
+        <w:tc>
+          <w:tcPr>
+            <w:tcW w:type="dxa" w:w="1474"/>
+            <w:vAlign w:val="center"/>
+          </w:tcPr>
+          <w:p>
+            <w:pPr>
+              <w:spacing w:line="240" w:lineRule="auto"/>
+              <w:ind w:firstLine="0"/>
+              <w:jc w:val="left"/>
+            </w:pPr>
+            <w:r>
+              <w:rPr>
+                <w:rFonts w:ascii="Times New Roman" w:hAnsi="Times New Roman" w:cs="Times New Roman" w:eastAsia="Times New Roman"/>
+                <w:b w:val="0"/>
+                <w:i w:val="0"/>
+                <w:sz w:val="22"/>
+              </w:rPr>
+              <w:t>1 — 0..*</w:t>
+            </w:r>
+          </w:p>
+        </w:tc>
+        <w:tc>
+          <w:tcPr>
+            <w:tcW w:type="dxa" w:w="1984"/>
+            <w:vAlign w:val="center"/>
+          </w:tcPr>
+          <w:p>
+            <w:pPr>
+              <w:spacing w:line="240" w:lineRule="auto"/>
+              <w:ind w:firstLine="0"/>
+              <w:jc w:val="left"/>
+            </w:pPr>
+            <w:r>
+              <w:rPr>
+                <w:rFonts w:ascii="Times New Roman" w:hAnsi="Times New Roman" w:cs="Times New Roman" w:eastAsia="Times New Roman"/>
+                <w:b w:val="0"/>
+                <w:i w:val="0"/>
+                <w:sz w:val="22"/>
+              </w:rPr>
+              <w:t>id_сотрудника</w:t>
+            </w:r>
+          </w:p>
+        </w:tc>
+        <w:tc>
+          <w:tcPr>
+            <w:tcW w:type="dxa" w:w="3061"/>
+            <w:vAlign w:val="center"/>
+          </w:tcPr>
+          <w:p>
+            <w:pPr>
+              <w:spacing w:line="240" w:lineRule="auto"/>
+              <w:ind w:firstLine="0"/>
+              <w:jc w:val="left"/>
+            </w:pPr>
+            <w:r>
+              <w:rPr>
+                <w:rFonts w:ascii="Times New Roman" w:hAnsi="Times New Roman" w:cs="Times New Roman" w:eastAsia="Times New Roman"/>
+                <w:b w:val="0"/>
+                <w:i w:val="0"/>
+                <w:sz w:val="22"/>
+              </w:rPr>
+              <w:t>сотрудник оформляет договоры</w:t>
+            </w:r>
+          </w:p>
+        </w:tc>
+      </w:tr>
+      <w:tr>
+        <w:tc>
+          <w:tcPr>
+            <w:tcW w:type="dxa" w:w="2835"/>
+            <w:vAlign w:val="center"/>
+          </w:tcPr>
+          <w:p>
+            <w:pPr>
+              <w:spacing w:line="240" w:lineRule="auto"/>
+              <w:ind w:firstLine="0"/>
+              <w:jc w:val="left"/>
+            </w:pPr>
+            <w:r>
+              <w:rPr>
+                <w:rFonts w:ascii="Times New Roman" w:hAnsi="Times New Roman" w:cs="Times New Roman" w:eastAsia="Times New Roman"/>
+                <w:b w:val="0"/>
+                <w:i w:val="0"/>
+                <w:sz w:val="22"/>
+              </w:rPr>
+              <w:t>Сотрудник — ДоговорСКлиентом</w:t>
+            </w:r>
+          </w:p>
+        </w:tc>
+        <w:tc>
+          <w:tcPr>
+            <w:tcW w:type="dxa" w:w="1474"/>
+            <w:vAlign w:val="center"/>
+          </w:tcPr>
+          <w:p>
+            <w:pPr>
+              <w:spacing w:line="240" w:lineRule="auto"/>
+              <w:ind w:firstLine="0"/>
+              <w:jc w:val="left"/>
+            </w:pPr>
+            <w:r>
+              <w:rPr>
+                <w:rFonts w:ascii="Times New Roman" w:hAnsi="Times New Roman" w:cs="Times New Roman" w:eastAsia="Times New Roman"/>
+                <w:b w:val="0"/>
+                <w:i w:val="0"/>
+                <w:sz w:val="22"/>
+              </w:rPr>
+              <w:t>1 — 0..*</w:t>
+            </w:r>
+          </w:p>
+        </w:tc>
+        <w:tc>
+          <w:tcPr>
+            <w:tcW w:type="dxa" w:w="1984"/>
+            <w:vAlign w:val="center"/>
+          </w:tcPr>
+          <w:p>
+            <w:pPr>
+              <w:spacing w:line="240" w:lineRule="auto"/>
+              <w:ind w:firstLine="0"/>
+              <w:jc w:val="left"/>
+            </w:pPr>
+            <w:r>
+              <w:rPr>
+                <w:rFonts w:ascii="Times New Roman" w:hAnsi="Times New Roman" w:cs="Times New Roman" w:eastAsia="Times New Roman"/>
+                <w:b w:val="0"/>
+                <w:i w:val="0"/>
+                <w:sz w:val="22"/>
+              </w:rPr>
+              <w:t>id_сотрудника</w:t>
+            </w:r>
+          </w:p>
+        </w:tc>
+        <w:tc>
+          <w:tcPr>
+            <w:tcW w:type="dxa" w:w="3061"/>
+            <w:vAlign w:val="center"/>
+          </w:tcPr>
+          <w:p>
+            <w:pPr>
+              <w:spacing w:line="240" w:lineRule="auto"/>
+              <w:ind w:firstLine="0"/>
+              <w:jc w:val="left"/>
+            </w:pPr>
+            <w:r>
+              <w:rPr>
+                <w:rFonts w:ascii="Times New Roman" w:hAnsi="Times New Roman" w:cs="Times New Roman" w:eastAsia="Times New Roman"/>
+                <w:b w:val="0"/>
+                <w:i w:val="0"/>
+                <w:sz w:val="22"/>
+              </w:rPr>
+              <w:t>сотрудник оформляет сделки</w:t>
+            </w:r>
+          </w:p>
+        </w:tc>
+      </w:tr>
+      <w:tr>
+        <w:tc>
+          <w:tcPr>
+            <w:tcW w:type="dxa" w:w="2835"/>
+            <w:vAlign w:val="center"/>
+          </w:tcPr>
+          <w:p>
+            <w:pPr>
+              <w:spacing w:line="240" w:lineRule="auto"/>
+              <w:ind w:firstLine="0"/>
+              <w:jc w:val="left"/>
+            </w:pPr>
+            <w:r>
+              <w:rPr>
+                <w:rFonts w:ascii="Times New Roman" w:hAnsi="Times New Roman" w:cs="Times New Roman" w:eastAsia="Times New Roman"/>
+                <w:b w:val="0"/>
+                <w:i w:val="0"/>
+                <w:sz w:val="22"/>
+              </w:rPr>
+              <w:t>Сотрудник — Инспектирование</w:t>
+            </w:r>
+          </w:p>
+        </w:tc>
+        <w:tc>
+          <w:tcPr>
+            <w:tcW w:type="dxa" w:w="1474"/>
+            <w:vAlign w:val="center"/>
+          </w:tcPr>
+          <w:p>
+            <w:pPr>
+              <w:spacing w:line="240" w:lineRule="auto"/>
+              <w:ind w:firstLine="0"/>
+              <w:jc w:val="left"/>
+            </w:pPr>
+            <w:r>
+              <w:rPr>
+                <w:rFonts w:ascii="Times New Roman" w:hAnsi="Times New Roman" w:cs="Times New Roman" w:eastAsia="Times New Roman"/>
+                <w:b w:val="0"/>
+                <w:i w:val="0"/>
+                <w:sz w:val="22"/>
+              </w:rPr>
+              <w:t>1 — 0..*</w:t>
+            </w:r>
+          </w:p>
+        </w:tc>
+        <w:tc>
+          <w:tcPr>
+            <w:tcW w:type="dxa" w:w="1984"/>
+            <w:vAlign w:val="center"/>
+          </w:tcPr>
+          <w:p>
+            <w:pPr>
+              <w:spacing w:line="240" w:lineRule="auto"/>
+              <w:ind w:firstLine="0"/>
+              <w:jc w:val="left"/>
+            </w:pPr>
+            <w:r>
+              <w:rPr>
+                <w:rFonts w:ascii="Times New Roman" w:hAnsi="Times New Roman" w:cs="Times New Roman" w:eastAsia="Times New Roman"/>
+                <w:b w:val="0"/>
+                <w:i w:val="0"/>
+                <w:sz w:val="22"/>
+              </w:rPr>
+              <w:t>id_сотрудника</w:t>
+            </w:r>
+          </w:p>
+        </w:tc>
+        <w:tc>
+          <w:tcPr>
+            <w:tcW w:type="dxa" w:w="3061"/>
+            <w:vAlign w:val="center"/>
+          </w:tcPr>
+          <w:p>
+            <w:pPr>
+              <w:spacing w:line="240" w:lineRule="auto"/>
+              <w:ind w:firstLine="0"/>
+              <w:jc w:val="left"/>
+            </w:pPr>
+            <w:r>
+              <w:rPr>
+                <w:rFonts w:ascii="Times New Roman" w:hAnsi="Times New Roman" w:cs="Times New Roman" w:eastAsia="Times New Roman"/>
+                <w:b w:val="0"/>
+                <w:i w:val="0"/>
+                <w:sz w:val="22"/>
+              </w:rPr>
+              <w:t>оценщик проводит инспектирование</w:t>
+            </w:r>
+          </w:p>
+        </w:tc>
+      </w:tr>
+      <w:tr>
+        <w:tc>
+          <w:tcPr>
+            <w:tcW w:type="dxa" w:w="2835"/>
+            <w:vAlign w:val="center"/>
+          </w:tcPr>
+          <w:p>
+            <w:pPr>
+              <w:spacing w:line="240" w:lineRule="auto"/>
+              <w:ind w:firstLine="0"/>
+              <w:jc w:val="left"/>
+            </w:pPr>
+            <w:r>
+              <w:rPr>
+                <w:rFonts w:ascii="Times New Roman" w:hAnsi="Times New Roman" w:cs="Times New Roman" w:eastAsia="Times New Roman"/>
+                <w:b w:val="0"/>
+                <w:i w:val="0"/>
+                <w:sz w:val="22"/>
+              </w:rPr>
+              <w:t>Сотрудник — Отчёт</w:t>
+            </w:r>
+          </w:p>
+        </w:tc>
+        <w:tc>
+          <w:tcPr>
+            <w:tcW w:type="dxa" w:w="1474"/>
+            <w:vAlign w:val="center"/>
+          </w:tcPr>
+          <w:p>
+            <w:pPr>
+              <w:spacing w:line="240" w:lineRule="auto"/>
+              <w:ind w:firstLine="0"/>
+              <w:jc w:val="left"/>
+            </w:pPr>
+            <w:r>
+              <w:rPr>
+                <w:rFonts w:ascii="Times New Roman" w:hAnsi="Times New Roman" w:cs="Times New Roman" w:eastAsia="Times New Roman"/>
+                <w:b w:val="0"/>
+                <w:i w:val="0"/>
+                <w:sz w:val="22"/>
+              </w:rPr>
+              <w:t>1 — 0..*</w:t>
+            </w:r>
+          </w:p>
+        </w:tc>
+        <w:tc>
+          <w:tcPr>
+            <w:tcW w:type="dxa" w:w="1984"/>
+            <w:vAlign w:val="center"/>
+          </w:tcPr>
+          <w:p>
+            <w:pPr>
+              <w:spacing w:line="240" w:lineRule="auto"/>
+              <w:ind w:firstLine="0"/>
+              <w:jc w:val="left"/>
+            </w:pPr>
+            <w:r>
+              <w:rPr>
+                <w:rFonts w:ascii="Times New Roman" w:hAnsi="Times New Roman" w:cs="Times New Roman" w:eastAsia="Times New Roman"/>
+                <w:b w:val="0"/>
+                <w:i w:val="0"/>
+                <w:sz w:val="22"/>
+              </w:rPr>
+              <w:t>id_сотрудника</w:t>
+            </w:r>
+          </w:p>
+        </w:tc>
+        <w:tc>
+          <w:tcPr>
+            <w:tcW w:type="dxa" w:w="3061"/>
+            <w:vAlign w:val="center"/>
+          </w:tcPr>
+          <w:p>
+            <w:pPr>
+              <w:spacing w:line="240" w:lineRule="auto"/>
+              <w:ind w:firstLine="0"/>
+              <w:jc w:val="left"/>
+            </w:pPr>
+            <w:r>
+              <w:rPr>
+                <w:rFonts w:ascii="Times New Roman" w:hAnsi="Times New Roman" w:cs="Times New Roman" w:eastAsia="Times New Roman"/>
+                <w:b w:val="0"/>
+                <w:i w:val="0"/>
+                <w:sz w:val="22"/>
+              </w:rPr>
+              <w:t>бухгалтер составляет отчёты</w:t>
+            </w:r>
+          </w:p>
+        </w:tc>
+      </w:tr>
+    </w:tbl>
+    <w:p>
+      <w:pPr>
+        <w:spacing w:after="0" w:line="240" w:lineRule="auto"/>
+      </w:pPr>
+    </w:p>
+    <w:p>
+      <w:pPr>
+        <w:sectPr>
+          <w:footerReference w:type="default" r:id="rId9"/>
+          <w:pgSz w:w="11906" w:h="16838"/>
+          <w:pgMar w:top="1134" w:right="850" w:bottom="1134" w:left="1701" w:header="720" w:footer="720" w:gutter="0"/>
+          <w:cols w:space="720"/>
+          <w:docGrid w:linePitch="360"/>
+        </w:sectPr>
+      </w:pPr>
     </w:p>
     <w:p>
       <w:pPr>
@@ -540,7 +1780,7 @@
       <w:r>
         <w:drawing>
           <wp:inline xmlns:a="http://schemas.openxmlformats.org/drawingml/2006/main" xmlns:pic="http://schemas.openxmlformats.org/drawingml/2006/picture">
-            <wp:extent cx="5400000" cy="3348000"/>
+            <wp:extent cx="7740000" cy="5428389"/>
             <wp:docPr id="3" name="Picture 3"/>
             <wp:cNvGraphicFramePr>
               <a:graphicFrameLocks noChangeAspect="1"/>
@@ -561,7 +1801,7 @@
                   <pic:spPr>
                     <a:xfrm>
                       <a:off x="0" y="0"/>
-                      <a:ext cx="5400000" cy="3348000"/>
+                      <a:ext cx="7740000" cy="5428389"/>
                     </a:xfrm>
                     <a:prstGeom prst="rect"/>
                   </pic:spPr>
@@ -586,6 +1826,16 @@
         </w:rPr>
         <w:t>Рисунок 3 – Диаграмма классов</w:t>
       </w:r>
+    </w:p>
+    <w:p>
+      <w:pPr>
+        <w:sectPr>
+          <w:pgSz w:w="16838" w:h="11906" w:orient="landscape"/>
+          <w:pgMar w:top="1701" w:right="1134" w:bottom="850" w:left="1134" w:header="720" w:footer="720" w:gutter="0"/>
+          <w:cols w:space="720"/>
+          <w:docGrid w:linePitch="360"/>
+        </w:sectPr>
+      </w:pPr>
     </w:p>
     <w:p>
       <w:pPr>
@@ -701,7 +1951,7 @@
           <w:i w:val="0"/>
           <w:sz w:val="28"/>
         </w:rPr>
-        <w:t>Диаграмма показывает обмен сообщениями при сделке: клиент подаёт заявку, агент находит подходящие объекты и показывает их клиенту, после согласия клиента объект оценивается, затем оформляется договор, у объекта меняется статус на «продан», и клиент получает договор.</w:t>
+        <w:t>Диаграмма показывает обмен сообщениями при сделке: клиент подаёт заявку, сотрудник (агент) находит подходящие объекты и показывает их клиенту. После согласия клиента проводится инспектирование, и у объекта меняется цена (изменитьЦену()). Затем заключается договор с клиентом (заключить()), у объекта меняется статус на «продан» (изменитьСтатус()), и клиент получает договор. Участники диаграммы — объекты классов с диаграммы классов, а сообщения — их методы.</w:t>
       </w:r>
     </w:p>
     <w:p>
@@ -714,7 +1964,7 @@
       <w:r>
         <w:drawing>
           <wp:inline xmlns:a="http://schemas.openxmlformats.org/drawingml/2006/main" xmlns:pic="http://schemas.openxmlformats.org/drawingml/2006/picture">
-            <wp:extent cx="5760000" cy="3506087"/>
+            <wp:extent cx="5760000" cy="3043019"/>
             <wp:docPr id="5" name="Picture 5"/>
             <wp:cNvGraphicFramePr>
               <a:graphicFrameLocks noChangeAspect="1"/>
@@ -735,7 +1985,7 @@
                   <pic:spPr>
                     <a:xfrm>
                       <a:off x="0" y="0"/>
-                      <a:ext cx="5760000" cy="3506087"/>
+                      <a:ext cx="5760000" cy="3043019"/>
                     </a:xfrm>
                     <a:prstGeom prst="rect"/>
                   </pic:spPr>
@@ -762,7 +2012,6 @@
       </w:r>
     </w:p>
     <w:sectPr>
-      <w:footerReference w:type="default" r:id="rId9"/>
       <w:pgSz w:w="11906" w:h="16838"/>
       <w:pgMar w:top="1134" w:right="850" w:bottom="1134" w:left="1701" w:header="720" w:footer="720" w:gutter="0"/>
       <w:cols w:space="720"/>
